--- a/flow/20230927_hours/drafts/2024-04-g/08.04.docx
+++ b/flow/20230927_hours/drafts/2024-04-g/08.04.docx
@@ -1199,20 +1199,11 @@
       </w:r>
     </w:p>
     <w:p>
-      <w:pPr>
-        <w:spacing w:line="240" w:lineRule="auto"/>
-        <w:rPr>
-          <w:rFonts w:ascii="Times New Roman" w:hAnsi="Times New Roman"/>
-          <w:i/>
-          <w:color w:val="FF0000"/>
-          <w:sz w:val="24"/>
-        </w:rPr>
-      </w:pPr>
-      <w:r>
-        <w:rPr>
-          <w:rFonts w:ascii="Times New Roman" w:hAnsi="Times New Roman"/>
-          <w:i/>
-          <w:color w:val="FF0000"/>
+      <w:r>
+        <w:rPr>
+          <w:rFonts w:ascii="Times New Roman" w:hAnsi="Times New Roman"/>
+          <w:i/>
+          <w:color w:val="FF4400"/>
           <w:sz w:val="24"/>
         </w:rPr>
         <w:t xml:space="preserve">Тропар (г. 7): </w:t>
@@ -1220,9 +1211,10 @@
       <w:r>
         <w:rPr>
           <w:rFonts w:ascii="Times New Roman" w:hAnsi="Times New Roman"/>
-          <w:sz w:val="24"/>
-        </w:rPr>
-        <w:t>Хоч запечатаний був гріб,* як життя із гробу возсіяв Ти, Христе Боже,* і хоч замкнені були двері,* ученикам представ єси, як воскресіння всіх,* дух правий через них обновлюючи нам,* по великій Твоїй милості.</w:t>
+          <w:color w:val="333333"/>
+          <w:sz w:val="24"/>
+        </w:rPr>
+        <w:t>Хоч запечатаний був гріб,* як життя із гробу возсіяв Ти, Христе Боже,* і хоч замкнені були двері,* ученикам представ єси, як воскресіння всіх,* дух правий через них обновляючи нам,* по великій Твоїй милості.</w:t>
       </w:r>
     </w:p>
     <w:p>
@@ -1525,28 +1517,22 @@
       </w:r>
     </w:p>
     <w:p>
-      <w:pPr>
-        <w:spacing w:line="240" w:lineRule="auto"/>
-        <w:rPr>
-          <w:rFonts w:ascii="Times New Roman" w:hAnsi="Times New Roman"/>
-          <w:sz w:val="24"/>
-        </w:rPr>
-      </w:pPr>
-      <w:r>
-        <w:rPr>
-          <w:rFonts w:ascii="Times New Roman" w:hAnsi="Times New Roman"/>
-          <w:i/>
-          <w:color w:val="FF0000"/>
-          <w:sz w:val="24"/>
-        </w:rPr>
-        <w:t xml:space="preserve">Кондак (г. 8): </w:t>
-      </w:r>
-      <w:r>
-        <w:rPr>
-          <w:rFonts w:ascii="Times New Roman" w:hAnsi="Times New Roman"/>
-          <w:sz w:val="24"/>
-        </w:rPr>
-        <w:t>Допитливою десницею* життєдайні Твої ребра Тома провірив, Христе Боже,* бо, хоч замкнені були двері, як Ти увійшов,* він із іншими апостолами кликав до Тебе:* Господь єси і Бог мій.</w:t>
+      <w:r>
+        <w:rPr>
+          <w:rFonts w:ascii="Times New Roman" w:hAnsi="Times New Roman"/>
+          <w:i/>
+          <w:color w:val="FF4400"/>
+          <w:sz w:val="24"/>
+        </w:rPr>
+        <w:t>Кондак (г. 8):</w:t>
+      </w:r>
+      <w:r>
+        <w:rPr>
+          <w:rFonts w:ascii="Times New Roman" w:hAnsi="Times New Roman"/>
+          <w:color w:val="333333"/>
+          <w:sz w:val="24"/>
+        </w:rPr>
+        <w:t xml:space="preserve"> Допитливою десницею* життєдайні Твої ребра Тома провірив, Христе Боже,* бо, хоч замкнені були двері, як Ти увійшов,* він із іншими апостолами кликав до Тебе:* Господь єси і Бог мій.</w:t>
       </w:r>
     </w:p>
     <w:p>
@@ -3545,20 +3531,11 @@
       </w:r>
     </w:p>
     <w:p>
-      <w:pPr>
-        <w:spacing w:line="240" w:lineRule="auto"/>
-        <w:rPr>
-          <w:rFonts w:ascii="Times New Roman" w:hAnsi="Times New Roman"/>
-          <w:i/>
-          <w:color w:val="FF0000"/>
-          <w:sz w:val="24"/>
-        </w:rPr>
-      </w:pPr>
-      <w:r>
-        <w:rPr>
-          <w:rFonts w:ascii="Times New Roman" w:hAnsi="Times New Roman"/>
-          <w:i/>
-          <w:color w:val="FF0000"/>
+      <w:r>
+        <w:rPr>
+          <w:rFonts w:ascii="Times New Roman" w:hAnsi="Times New Roman"/>
+          <w:i/>
+          <w:color w:val="FF4400"/>
           <w:sz w:val="24"/>
         </w:rPr>
         <w:t xml:space="preserve">Тропар (г. 7): </w:t>
@@ -3566,24 +3543,6 @@
       <w:r>
         <w:rPr>
           <w:rFonts w:ascii="Times New Roman" w:hAnsi="Times New Roman"/>
-          <w:sz w:val="24"/>
-        </w:rPr>
-        <w:t>Хоч запечатаний був гріб,* як життя із гробу возсіяв Ти, Христе Боже,* і хоч замкнені були двері,* ученикам представ єси, як воскресіння всіх,* дух правий через них обновлюючи нам,* по великій Твоїй милості.</w:t>
-      </w:r>
-    </w:p>
-    <w:p>
-      <w:r>
-        <w:rPr>
-          <w:rFonts w:ascii="Times New Roman" w:hAnsi="Times New Roman"/>
-          <w:i/>
-          <w:color w:val="FF4400"/>
-          <w:sz w:val="24"/>
-        </w:rPr>
-        <w:t xml:space="preserve">Тропар (г. 7): </w:t>
-      </w:r>
-      <w:r>
-        <w:rPr>
-          <w:rFonts w:ascii="Times New Roman" w:hAnsi="Times New Roman"/>
           <w:color w:val="333333"/>
           <w:sz w:val="24"/>
         </w:rPr>
@@ -3607,33 +3566,30 @@
       </w:r>
     </w:p>
     <w:p>
-      <w:pPr>
-        <w:spacing w:after="120" w:line="240" w:lineRule="auto"/>
-        <w:ind w:hanging="2"/>
-        <w:jc w:val="both"/>
-        <w:rPr>
-          <w:rFonts w:ascii="Times New Roman" w:hAnsi="Times New Roman"/>
-          <w:sz w:val="24"/>
-          <w:szCs w:val="24"/>
-        </w:rPr>
-      </w:pPr>
-      <w:r>
-        <w:rPr>
-          <w:rFonts w:ascii="Times New Roman" w:hAnsi="Times New Roman"/>
-          <w:i/>
-          <w:color w:val="FF0000"/>
-          <w:sz w:val="24"/>
-          <w:szCs w:val="24"/>
-        </w:rPr>
-        <w:t>Тропар (г. 4):</w:t>
-      </w:r>
-      <w:r>
-        <w:rPr>
-          <w:rFonts w:ascii="Times New Roman" w:hAnsi="Times New Roman"/>
-          <w:sz w:val="24"/>
-          <w:szCs w:val="24"/>
-        </w:rPr>
-        <w:t xml:space="preserve"> Ідольські хитрощі приборкав ти, Антипо,* і подолав ти диявольську силу.* Перед богоборцями сміливо Христа визнав єси.* З Ангельськими чинами в вишніх оселившись,* і Владиці всіх славослов’я приносячи, молишся вдячно за нас,* даруючи благодать зцілення.* Тому й вшановуємо тебе, священномученику Антипо.* Моли Христа Бога, щоб спас душі наші. </w:t>
+      <w:r>
+        <w:rPr>
+          <w:rFonts w:ascii="Times New Roman" w:hAnsi="Times New Roman"/>
+          <w:i/>
+          <w:color w:val="FF0000"/>
+          <w:sz w:val="24"/>
+        </w:rPr>
+        <w:t>Т</w:t>
+      </w:r>
+      <w:r>
+        <w:rPr>
+          <w:rFonts w:ascii="Times New Roman" w:hAnsi="Times New Roman"/>
+          <w:i/>
+          <w:color w:val="FF0000"/>
+          <w:sz w:val="24"/>
+        </w:rPr>
+        <w:t>ропар (г. 3):</w:t>
+      </w:r>
+      <w:r>
+        <w:rPr>
+          <w:rFonts w:ascii="Times New Roman" w:hAnsi="Times New Roman"/>
+          <w:sz w:val="24"/>
+        </w:rPr>
+        <w:t xml:space="preserve"> Апостоли святі, моліть милостивого Бога,* щоб відпущення прогрішень подав душам нашим.</w:t>
       </w:r>
     </w:p>
     <w:p>
@@ -3911,33 +3867,28 @@
       </w:r>
     </w:p>
     <w:p>
-      <w:pPr>
-        <w:spacing w:after="120" w:line="240" w:lineRule="auto"/>
-        <w:ind w:hanging="2"/>
-        <w:jc w:val="both"/>
-        <w:rPr>
-          <w:rFonts w:ascii="Times New Roman" w:hAnsi="Times New Roman"/>
-          <w:sz w:val="24"/>
-          <w:szCs w:val="24"/>
-        </w:rPr>
-      </w:pPr>
-      <w:r>
-        <w:rPr>
-          <w:rFonts w:ascii="Times New Roman" w:hAnsi="Times New Roman"/>
-          <w:i/>
-          <w:color w:val="FF0000"/>
-          <w:sz w:val="24"/>
-          <w:szCs w:val="24"/>
-        </w:rPr>
-        <w:t>Кондак (г. 4):</w:t>
-      </w:r>
-      <w:r>
-        <w:rPr>
-          <w:rFonts w:ascii="Times New Roman" w:hAnsi="Times New Roman"/>
-          <w:sz w:val="24"/>
-          <w:szCs w:val="24"/>
-        </w:rPr>
-        <w:t xml:space="preserve"> Співпрестольником апостолів і окрасою святителів був ти, Блаженний.* Прославився як мученик, засяявши, мов сонце,* і всіх просвітлюючи, Антипо священний.* І зруйнував глибоку темряву безбожності.* Тому й вшановуємо тебе, як божественного священномученика* і зцілень подателя. </w:t>
+      <w:r>
+        <w:rPr>
+          <w:rFonts w:ascii="Times New Roman" w:hAnsi="Times New Roman"/>
+          <w:i/>
+          <w:color w:val="FF0000"/>
+          <w:sz w:val="24"/>
+        </w:rPr>
+        <w:t>Кондак (г. 2):</w:t>
+      </w:r>
+      <w:r>
+        <w:rPr>
+          <w:rFonts w:ascii="Times New Roman" w:hAnsi="Times New Roman"/>
+          <w:sz w:val="24"/>
+        </w:rPr>
+        <w:t xml:space="preserve"> Ви стали Христовими учнями і всечесними апостолами,* Іродіоне славний, Агаве й Руфе,* Асинкріте, Флегонте і Єрмо.* Завжди моліться до Господ</w:t>
+      </w:r>
+      <w:r>
+        <w:rPr>
+          <w:rFonts w:ascii="Times New Roman" w:hAnsi="Times New Roman"/>
+          <w:sz w:val="24"/>
+        </w:rPr>
+        <w:t xml:space="preserve">а,* щоб подав прощення прогрішень нам, що оспівуємо вас. </w:t>
       </w:r>
     </w:p>
     <w:p>
@@ -5741,20 +5692,11 @@
       </w:r>
     </w:p>
     <w:p>
-      <w:pPr>
-        <w:spacing w:line="240" w:lineRule="auto"/>
-        <w:rPr>
-          <w:rFonts w:ascii="Times New Roman" w:hAnsi="Times New Roman"/>
-          <w:i/>
-          <w:color w:val="FF0000"/>
-          <w:sz w:val="24"/>
-        </w:rPr>
-      </w:pPr>
-      <w:r>
-        <w:rPr>
-          <w:rFonts w:ascii="Times New Roman" w:hAnsi="Times New Roman"/>
-          <w:i/>
-          <w:color w:val="FF0000"/>
+      <w:r>
+        <w:rPr>
+          <w:rFonts w:ascii="Times New Roman" w:hAnsi="Times New Roman"/>
+          <w:i/>
+          <w:color w:val="FF4400"/>
           <w:sz w:val="24"/>
         </w:rPr>
         <w:t xml:space="preserve">Тропар (г. 7): </w:t>
@@ -5762,9 +5704,10 @@
       <w:r>
         <w:rPr>
           <w:rFonts w:ascii="Times New Roman" w:hAnsi="Times New Roman"/>
-          <w:sz w:val="24"/>
-        </w:rPr>
-        <w:t>Хоч запечатаний був гріб,* як життя із гробу возсіяв Ти, Христе Боже,* і хоч замкнені були двері,* ученикам представ єси, як воскресіння всіх,* дух правий через них обновлюючи нам,* по великій Твоїй милості.</w:t>
+          <w:color w:val="333333"/>
+          <w:sz w:val="24"/>
+        </w:rPr>
+        <w:t>Хоч запечатаний був гріб,* як життя із гробу возсіяв Ти, Христе Боже,* і хоч замкнені були двері,* ученикам представ єси, як воскресіння всіх,* дух правий через них обновляючи нам,* по великій Твоїй милості.</w:t>
       </w:r>
     </w:p>
     <w:p>
@@ -6043,29 +5986,22 @@
       </w:r>
     </w:p>
     <w:p>
-      <w:pPr>
-        <w:spacing w:line="240" w:lineRule="auto"/>
-        <w:rPr>
-          <w:rFonts w:ascii="Times New Roman" w:hAnsi="Times New Roman"/>
-          <w:sz w:val="24"/>
-        </w:rPr>
-      </w:pPr>
-      <w:r>
-        <w:rPr>
-          <w:rFonts w:ascii="Times New Roman" w:hAnsi="Times New Roman"/>
-          <w:i/>
-          <w:color w:val="FF0000"/>
-          <w:sz w:val="24"/>
-        </w:rPr>
-        <w:lastRenderedPageBreak/>
-        <w:t xml:space="preserve">Кондак (г. 8): </w:t>
-      </w:r>
-      <w:r>
-        <w:rPr>
-          <w:rFonts w:ascii="Times New Roman" w:hAnsi="Times New Roman"/>
-          <w:sz w:val="24"/>
-        </w:rPr>
-        <w:t>Допитливою десницею* життєдайні Твої ребра Тома провірив, Христе Боже,* бо, хоч замкнені були двері, як Ти увійшов,* він із іншими апостолами кликав до Тебе:* Господь єси і Бог мій.</w:t>
+      <w:r>
+        <w:rPr>
+          <w:rFonts w:ascii="Times New Roman" w:hAnsi="Times New Roman"/>
+          <w:i/>
+          <w:color w:val="FF4400"/>
+          <w:sz w:val="24"/>
+        </w:rPr>
+        <w:t>Кондак (г. 8):</w:t>
+      </w:r>
+      <w:r>
+        <w:rPr>
+          <w:rFonts w:ascii="Times New Roman" w:hAnsi="Times New Roman"/>
+          <w:color w:val="333333"/>
+          <w:sz w:val="24"/>
+        </w:rPr>
+        <w:t xml:space="preserve"> Допитливою десницею* життєдайні Твої ребра Тома провірив, Христе Боже,* бо, хоч замкнені були двері, як Ти увійшов,* він із іншими апостолами кликав до Тебе:* Господь єси і Бог мій.</w:t>
       </w:r>
     </w:p>
     <w:p>
@@ -7783,20 +7719,11 @@
       </w:r>
     </w:p>
     <w:p>
-      <w:pPr>
-        <w:spacing w:line="240" w:lineRule="auto"/>
-        <w:rPr>
-          <w:rFonts w:ascii="Times New Roman" w:hAnsi="Times New Roman"/>
-          <w:i/>
-          <w:color w:val="FF0000"/>
-          <w:sz w:val="24"/>
-        </w:rPr>
-      </w:pPr>
-      <w:r>
-        <w:rPr>
-          <w:rFonts w:ascii="Times New Roman" w:hAnsi="Times New Roman"/>
-          <w:i/>
-          <w:color w:val="FF0000"/>
+      <w:r>
+        <w:rPr>
+          <w:rFonts w:ascii="Times New Roman" w:hAnsi="Times New Roman"/>
+          <w:i/>
+          <w:color w:val="FF4400"/>
           <w:sz w:val="24"/>
         </w:rPr>
         <w:t xml:space="preserve">Тропар (г. 7): </w:t>
@@ -7804,24 +7731,6 @@
       <w:r>
         <w:rPr>
           <w:rFonts w:ascii="Times New Roman" w:hAnsi="Times New Roman"/>
-          <w:sz w:val="24"/>
-        </w:rPr>
-        <w:t>Хоч запечатаний був гріб,* як життя із гробу возсіяв Ти, Христе Боже,* і хоч замкнені були двері,* ученикам представ єси, як воскресіння всіх,* дух правий через них обновлюючи нам,* по великій Твоїй милості.</w:t>
-      </w:r>
-    </w:p>
-    <w:p>
-      <w:r>
-        <w:rPr>
-          <w:rFonts w:ascii="Times New Roman" w:hAnsi="Times New Roman"/>
-          <w:i/>
-          <w:color w:val="FF4400"/>
-          <w:sz w:val="24"/>
-        </w:rPr>
-        <w:t xml:space="preserve">Тропар (г. 7): </w:t>
-      </w:r>
-      <w:r>
-        <w:rPr>
-          <w:rFonts w:ascii="Times New Roman" w:hAnsi="Times New Roman"/>
           <w:color w:val="333333"/>
           <w:sz w:val="24"/>
         </w:rPr>
@@ -7845,33 +7754,30 @@
       </w:r>
     </w:p>
     <w:p>
-      <w:pPr>
-        <w:spacing w:after="120" w:line="240" w:lineRule="auto"/>
-        <w:ind w:hanging="2"/>
-        <w:jc w:val="both"/>
-        <w:rPr>
-          <w:rFonts w:ascii="Times New Roman" w:hAnsi="Times New Roman"/>
-          <w:sz w:val="24"/>
-          <w:szCs w:val="24"/>
-        </w:rPr>
-      </w:pPr>
-      <w:r>
-        <w:rPr>
-          <w:rFonts w:ascii="Times New Roman" w:hAnsi="Times New Roman"/>
-          <w:i/>
-          <w:color w:val="FF0000"/>
-          <w:sz w:val="24"/>
-          <w:szCs w:val="24"/>
-        </w:rPr>
-        <w:t>Тропар (г. 4):</w:t>
-      </w:r>
-      <w:r>
-        <w:rPr>
-          <w:rFonts w:ascii="Times New Roman" w:hAnsi="Times New Roman"/>
-          <w:sz w:val="24"/>
-          <w:szCs w:val="24"/>
-        </w:rPr>
-        <w:t xml:space="preserve"> Ідольські хитрощі приборкав ти, Антипо,* і подолав ти диявольську силу.* Перед богоборцями сміливо Христа визнав єси.* З Ангельськими чинами в вишніх оселившись,* і Владиці всіх славослов’я приносячи, молишся вдячно за нас,* даруючи благодать зцілення.* Тому й вшановуємо тебе, священномученику Антипо.* Моли Христа Бога, щоб спас душі наші. </w:t>
+      <w:r>
+        <w:rPr>
+          <w:rFonts w:ascii="Times New Roman" w:hAnsi="Times New Roman"/>
+          <w:i/>
+          <w:color w:val="FF0000"/>
+          <w:sz w:val="24"/>
+        </w:rPr>
+        <w:t>Т</w:t>
+      </w:r>
+      <w:r>
+        <w:rPr>
+          <w:rFonts w:ascii="Times New Roman" w:hAnsi="Times New Roman"/>
+          <w:i/>
+          <w:color w:val="FF0000"/>
+          <w:sz w:val="24"/>
+        </w:rPr>
+        <w:t>ропар (г. 3):</w:t>
+      </w:r>
+      <w:r>
+        <w:rPr>
+          <w:rFonts w:ascii="Times New Roman" w:hAnsi="Times New Roman"/>
+          <w:sz w:val="24"/>
+        </w:rPr>
+        <w:t xml:space="preserve"> Апостоли святі, моліть милостивого Бога,* щоб відпущення прогрішень подав душам нашим.</w:t>
       </w:r>
     </w:p>
     <w:p>
@@ -8162,33 +8068,28 @@
       </w:r>
     </w:p>
     <w:p>
-      <w:pPr>
-        <w:spacing w:after="120" w:line="240" w:lineRule="auto"/>
-        <w:ind w:hanging="2"/>
-        <w:jc w:val="both"/>
-        <w:rPr>
-          <w:rFonts w:ascii="Times New Roman" w:hAnsi="Times New Roman"/>
-          <w:sz w:val="24"/>
-          <w:szCs w:val="24"/>
-        </w:rPr>
-      </w:pPr>
-      <w:r>
-        <w:rPr>
-          <w:rFonts w:ascii="Times New Roman" w:hAnsi="Times New Roman"/>
-          <w:i/>
-          <w:color w:val="FF0000"/>
-          <w:sz w:val="24"/>
-          <w:szCs w:val="24"/>
-        </w:rPr>
-        <w:t>Кондак (г. 4):</w:t>
-      </w:r>
-      <w:r>
-        <w:rPr>
-          <w:rFonts w:ascii="Times New Roman" w:hAnsi="Times New Roman"/>
-          <w:sz w:val="24"/>
-          <w:szCs w:val="24"/>
-        </w:rPr>
-        <w:t xml:space="preserve"> Співпрестольником апостолів і окрасою святителів був ти, Блаженний.* Прославився як мученик, засяявши, мов сонце,* і всіх просвітлюючи, Антипо священний.* І зруйнував глибоку темряву безбожності.* Тому й вшановуємо тебе, як божественного священномученика* і зцілень подателя. </w:t>
+      <w:r>
+        <w:rPr>
+          <w:rFonts w:ascii="Times New Roman" w:hAnsi="Times New Roman"/>
+          <w:i/>
+          <w:color w:val="FF0000"/>
+          <w:sz w:val="24"/>
+        </w:rPr>
+        <w:t>Кондак (г. 2):</w:t>
+      </w:r>
+      <w:r>
+        <w:rPr>
+          <w:rFonts w:ascii="Times New Roman" w:hAnsi="Times New Roman"/>
+          <w:sz w:val="24"/>
+        </w:rPr>
+        <w:t xml:space="preserve"> Ви стали Христовими учнями і всечесними апостолами,* Іродіоне славний, Агаве й Руфе,* Асинкріте, Флегонте і Єрмо.* Завжди моліться до Господ</w:t>
+      </w:r>
+      <w:r>
+        <w:rPr>
+          <w:rFonts w:ascii="Times New Roman" w:hAnsi="Times New Roman"/>
+          <w:sz w:val="24"/>
+        </w:rPr>
+        <w:t xml:space="preserve">а,* щоб подав прощення прогрішень нам, що оспівуємо вас. </w:t>
       </w:r>
     </w:p>
     <w:p>
